--- a/phasewise templates/Define Problem Statements Template (1).docx
+++ b/phasewise templates/Define Problem Statements Template (1).docx
@@ -18,7 +18,7 @@
           <w:sz w:val="28"/>
           <w:szCs w:val="28"/>
         </w:rPr>
-        <w:t>Ideation Phase</w:t>
+        <w:t>Ideation Stage</w:t>
       </w:r>
     </w:p>
     <w:p>
@@ -145,7 +145,7 @@
           </w:tcPr>
           <w:p>
             <w:r>
-              <w:t>Maximum Marks</w:t>
+              <w:t>Maximum Score</w:t>
             </w:r>
           </w:p>
         </w:tc>
@@ -184,7 +184,7 @@
           <w:sz w:val="24"/>
           <w:szCs w:val="24"/>
         </w:rPr>
-        <w:t>Customer Problem Statement Template:</w:t>
+        <w:t>Customer Problem Statement Format:</w:t>
       </w:r>
     </w:p>
     <w:p>
